--- a/correu_olga_families.docx
+++ b/correu_olga_families.docx
@@ -6,6 +6,7 @@
       <w:r>
         <w:rPr>
           <w:b w:val="0"/>
+          <w:i w:val="0"/>
         </w:rPr>
         <w:t>Hola Olga,</w:t>
       </w:r>
@@ -14,18 +15,21 @@
       <w:r>
         <w:rPr>
           <w:b w:val="0"/>
+          <w:i w:val="0"/>
         </w:rPr>
         <w:t xml:space="preserve">El 2 de novembre l'Analitza deixarà de rebre les dades del KAIS i les rebrà de la SAP. Per a tu no hauria de canviar res: l'aplicació és la mateixa i els clients i els productes també. Però hi ha una cosa que no puc decidir jo i que sí que et canviaria el dia a dia, i és </w:t>
       </w:r>
       <w:r>
         <w:rPr>
           <w:b/>
+          <w:i w:val="0"/>
         </w:rPr>
         <w:t>com s'agrupen els productes per famílies</w:t>
       </w:r>
       <w:r>
         <w:rPr>
           <w:b w:val="0"/>
+          <w:i w:val="0"/>
         </w:rPr>
         <w:t>.</w:t>
       </w:r>
@@ -34,6 +38,7 @@
       <w:r>
         <w:rPr>
           <w:b w:val="0"/>
+          <w:i w:val="0"/>
         </w:rPr>
         <w:t>L'Adrià, d'Analitza, em diu que això ho ha de decidir el departament comercial, que és qui fa servir l'aplicació, i em recomana parlar-ho amb tu.</w:t>
       </w:r>
@@ -45,6 +50,7 @@
       <w:r>
         <w:rPr>
           <w:b w:val="0"/>
+          <w:i w:val="0"/>
         </w:rPr>
         <w:t>Per què importa</w:t>
       </w:r>
@@ -53,30 +59,49 @@
       <w:r>
         <w:rPr>
           <w:b w:val="0"/>
+          <w:i w:val="0"/>
         </w:rPr>
-        <w:t xml:space="preserve">A la fitxa de client, l'anàlisi de productes s'agrupa per família i cada família porta les alertes del tipus *«producte que hauria d'haver tornat a comprar en els darrers 60 dies»*. Com més famílies hi ha, més diluïdes queden aquestes alertes. Analitza recomana </w:t>
+        <w:t xml:space="preserve">A la fitxa de client, l'anàlisi de productes s'agrupa per família i cada família porta les alertes del tipus </w:t>
+      </w:r>
+      <w:r>
+        <w:rPr>
+          <w:b w:val="0"/>
+          <w:i/>
+        </w:rPr>
+        <w:t>«producte que hauria d'haver tornat a comprar en els darrers 60 dies»</w:t>
+      </w:r>
+      <w:r>
+        <w:rPr>
+          <w:b w:val="0"/>
+          <w:i w:val="0"/>
+        </w:rPr>
+        <w:t xml:space="preserve">. Com més famílies hi ha, més diluïdes queden aquestes alertes. Analitza recomana </w:t>
       </w:r>
       <w:r>
         <w:rPr>
           <w:b/>
+          <w:i w:val="0"/>
         </w:rPr>
         <w:t>no passar de ~25 famílies</w:t>
       </w:r>
       <w:r>
         <w:rPr>
           <w:b w:val="0"/>
+          <w:i w:val="0"/>
         </w:rPr>
         <w:t xml:space="preserve">. Avui en teniu </w:t>
       </w:r>
       <w:r>
         <w:rPr>
           <w:b/>
+          <w:i w:val="0"/>
         </w:rPr>
         <w:t>12</w:t>
       </w:r>
       <w:r>
         <w:rPr>
           <w:b w:val="0"/>
+          <w:i w:val="0"/>
         </w:rPr>
         <w:t>:</w:t>
       </w:r>
@@ -100,6 +125,7 @@
             <w:r>
               <w:rPr>
                 <w:b/>
+                <w:i w:val="0"/>
               </w:rPr>
               <w:t>Família</w:t>
             </w:r>
@@ -113,6 +139,7 @@
             <w:r>
               <w:rPr>
                 <w:b/>
+                <w:i w:val="0"/>
               </w:rPr>
               <w:t>Facturació gen–ago 2026</w:t>
             </w:r>
@@ -128,6 +155,7 @@
             <w:r>
               <w:rPr>
                 <w:b w:val="0"/>
+                <w:i w:val="0"/>
               </w:rPr>
               <w:t>TRADICIONALS</w:t>
             </w:r>
@@ -141,6 +169,7 @@
             <w:r>
               <w:rPr>
                 <w:b w:val="0"/>
+                <w:i w:val="0"/>
               </w:rPr>
               <w:t>5.520.909 €</w:t>
             </w:r>
@@ -156,6 +185,7 @@
             <w:r>
               <w:rPr>
                 <w:b w:val="0"/>
+                <w:i w:val="0"/>
               </w:rPr>
               <w:t>MOULIN DE COLAGNE</w:t>
             </w:r>
@@ -169,6 +199,7 @@
             <w:r>
               <w:rPr>
                 <w:b w:val="0"/>
+                <w:i w:val="0"/>
               </w:rPr>
               <w:t>2.244.114 €</w:t>
             </w:r>
@@ -184,6 +215,7 @@
             <w:r>
               <w:rPr>
                 <w:b w:val="0"/>
+                <w:i w:val="0"/>
               </w:rPr>
               <w:t>ESPECIFICA</w:t>
             </w:r>
@@ -197,6 +229,7 @@
             <w:r>
               <w:rPr>
                 <w:b w:val="0"/>
+                <w:i w:val="0"/>
               </w:rPr>
               <w:t>1.373.777 €</w:t>
             </w:r>
@@ -212,6 +245,7 @@
             <w:r>
               <w:rPr>
                 <w:b w:val="0"/>
+                <w:i w:val="0"/>
               </w:rPr>
               <w:t>GRANEL</w:t>
             </w:r>
@@ -225,6 +259,7 @@
             <w:r>
               <w:rPr>
                 <w:b w:val="0"/>
+                <w:i w:val="0"/>
               </w:rPr>
               <w:t>994.978 €</w:t>
             </w:r>
@@ -240,6 +275,7 @@
             <w:r>
               <w:rPr>
                 <w:b w:val="0"/>
+                <w:i w:val="0"/>
               </w:rPr>
               <w:t>ALTRES CEREALS</w:t>
             </w:r>
@@ -253,6 +289,7 @@
             <w:r>
               <w:rPr>
                 <w:b w:val="0"/>
+                <w:i w:val="0"/>
               </w:rPr>
               <w:t>901.955 €</w:t>
             </w:r>
@@ -268,6 +305,7 @@
             <w:r>
               <w:rPr>
                 <w:b w:val="0"/>
+                <w:i w:val="0"/>
               </w:rPr>
               <w:t>ECOLÒGIQUES</w:t>
             </w:r>
@@ -281,6 +319,7 @@
             <w:r>
               <w:rPr>
                 <w:b w:val="0"/>
+                <w:i w:val="0"/>
               </w:rPr>
               <w:t>831.714 €</w:t>
             </w:r>
@@ -296,6 +335,7 @@
             <w:r>
               <w:rPr>
                 <w:b w:val="0"/>
+                <w:i w:val="0"/>
               </w:rPr>
               <w:t>CAN TRULL</w:t>
             </w:r>
@@ -309,6 +349,7 @@
             <w:r>
               <w:rPr>
                 <w:b w:val="0"/>
+                <w:i w:val="0"/>
               </w:rPr>
               <w:t>653.963 €</w:t>
             </w:r>
@@ -324,6 +365,7 @@
             <w:r>
               <w:rPr>
                 <w:b w:val="0"/>
+                <w:i w:val="0"/>
               </w:rPr>
               <w:t>INTEGRALS</w:t>
             </w:r>
@@ -337,6 +379,7 @@
             <w:r>
               <w:rPr>
                 <w:b w:val="0"/>
+                <w:i w:val="0"/>
               </w:rPr>
               <w:t>463.399 €</w:t>
             </w:r>
@@ -352,6 +395,7 @@
             <w:r>
               <w:rPr>
                 <w:b w:val="0"/>
+                <w:i w:val="0"/>
               </w:rPr>
               <w:t>KM0</w:t>
             </w:r>
@@ -365,6 +409,7 @@
             <w:r>
               <w:rPr>
                 <w:b w:val="0"/>
+                <w:i w:val="0"/>
               </w:rPr>
               <w:t>291.427 €</w:t>
             </w:r>
@@ -380,6 +425,7 @@
             <w:r>
               <w:rPr>
                 <w:b w:val="0"/>
+                <w:i w:val="0"/>
               </w:rPr>
               <w:t>PIZZA</w:t>
             </w:r>
@@ -393,6 +439,7 @@
             <w:r>
               <w:rPr>
                 <w:b w:val="0"/>
+                <w:i w:val="0"/>
               </w:rPr>
               <w:t>238.363 €</w:t>
             </w:r>
@@ -408,6 +455,7 @@
             <w:r>
               <w:rPr>
                 <w:b w:val="0"/>
+                <w:i w:val="0"/>
               </w:rPr>
               <w:t>ALTRES ELABORACIONS</w:t>
             </w:r>
@@ -421,6 +469,7 @@
             <w:r>
               <w:rPr>
                 <w:b w:val="0"/>
+                <w:i w:val="0"/>
               </w:rPr>
               <w:t>195.182 €</w:t>
             </w:r>
@@ -436,6 +485,7 @@
             <w:r>
               <w:rPr>
                 <w:b w:val="0"/>
+                <w:i w:val="0"/>
               </w:rPr>
               <w:t>PROVES1</w:t>
             </w:r>
@@ -449,6 +499,7 @@
             <w:r>
               <w:rPr>
                 <w:b w:val="0"/>
+                <w:i w:val="0"/>
               </w:rPr>
               <w:t>1.744 €</w:t>
             </w:r>
@@ -464,8 +515,9 @@
             <w:r>
               <w:rPr>
                 <w:b w:val="0"/>
+                <w:i/>
               </w:rPr>
-              <w:t>*(sense assignació)*</w:t>
+              <w:t>(sense assignació)</w:t>
             </w:r>
           </w:p>
         </w:tc>
@@ -477,6 +529,7 @@
             <w:r>
               <w:rPr>
                 <w:b w:val="0"/>
+                <w:i w:val="0"/>
               </w:rPr>
               <w:t>195.233 €</w:t>
             </w:r>
@@ -489,18 +542,21 @@
       <w:r>
         <w:rPr>
           <w:b w:val="0"/>
+          <w:i w:val="0"/>
         </w:rPr>
         <w:t xml:space="preserve">Les </w:t>
       </w:r>
       <w:r>
         <w:rPr>
           <w:b/>
+          <w:i w:val="0"/>
         </w:rPr>
         <w:t>subfamílies</w:t>
       </w:r>
       <w:r>
         <w:rPr>
           <w:b w:val="0"/>
+          <w:i w:val="0"/>
         </w:rPr>
         <w:t xml:space="preserve"> (20: FORÇA, MITJA FORÇA, PANIFICABLE, MEULE…) no estan en discussió: aquestes surten d'un camp de la SAP que ja està informat i es mantenen igual.</w:t>
       </w:r>
@@ -512,6 +568,7 @@
       <w:r>
         <w:rPr>
           <w:b w:val="0"/>
+          <w:i w:val="0"/>
         </w:rPr>
         <w:t>La decisió</w:t>
       </w:r>
@@ -536,6 +593,7 @@
             <w:r>
               <w:rPr>
                 <w:b/>
+                <w:i w:val="0"/>
               </w:rPr>
               <w:t>A</w:t>
             </w:r>
@@ -549,18 +607,21 @@
             <w:r>
               <w:rPr>
                 <w:b/>
+                <w:i w:val="0"/>
               </w:rPr>
               <w:t xml:space="preserve">Els </w:t>
             </w:r>
             <w:r>
               <w:rPr>
                 <w:b/>
+                <w:i w:val="0"/>
               </w:rPr>
               <w:t>110 grups d'article</w:t>
             </w:r>
             <w:r>
               <w:rPr>
                 <w:b/>
+                <w:i w:val="0"/>
               </w:rPr>
               <w:t xml:space="preserve"> de la SAP</w:t>
             </w:r>
@@ -574,18 +635,21 @@
             <w:r>
               <w:rPr>
                 <w:b/>
+                <w:i w:val="0"/>
               </w:rPr>
               <w:t xml:space="preserve">Tots els productes queden classificats, però passeu de 12 famílies a 110 i </w:t>
             </w:r>
             <w:r>
               <w:rPr>
                 <w:b/>
+                <w:i w:val="0"/>
               </w:rPr>
               <w:t>perdeu la comparació amb els anys anteriors</w:t>
             </w:r>
             <w:r>
               <w:rPr>
                 <w:b/>
+                <w:i w:val="0"/>
               </w:rPr>
               <w:t>: són agrupacions diferents, amb noms diferents</w:t>
             </w:r>
@@ -601,6 +665,7 @@
             <w:r>
               <w:rPr>
                 <w:b/>
+                <w:i w:val="0"/>
               </w:rPr>
               <w:t>B</w:t>
             </w:r>
@@ -614,18 +679,21 @@
             <w:r>
               <w:rPr>
                 <w:b w:val="0"/>
+                <w:i w:val="0"/>
               </w:rPr>
               <w:t xml:space="preserve">La </w:t>
             </w:r>
             <w:r>
               <w:rPr>
                 <w:b/>
+                <w:i w:val="0"/>
               </w:rPr>
               <w:t>família comercial</w:t>
             </w:r>
             <w:r>
               <w:rPr>
                 <w:b w:val="0"/>
+                <w:i w:val="0"/>
               </w:rPr>
               <w:t xml:space="preserve"> de la SAP: són literalment aquestes 12</w:t>
             </w:r>
@@ -639,12 +707,14 @@
             <w:r>
               <w:rPr>
                 <w:b w:val="0"/>
+                <w:i w:val="0"/>
               </w:rPr>
               <w:t xml:space="preserve">Es manté tot com ara… </w:t>
             </w:r>
             <w:r>
               <w:rPr>
                 <w:b/>
+                <w:i w:val="0"/>
               </w:rPr>
               <w:t>però ara mateix el camp només està omplert en 198 dels 980 productes actius</w:t>
             </w:r>
@@ -660,6 +730,7 @@
             <w:r>
               <w:rPr>
                 <w:b/>
+                <w:i w:val="0"/>
               </w:rPr>
               <w:t>C</w:t>
             </w:r>
@@ -673,18 +744,21 @@
             <w:r>
               <w:rPr>
                 <w:b w:val="0"/>
+                <w:i w:val="0"/>
               </w:rPr>
               <w:t xml:space="preserve">La B, </w:t>
             </w:r>
             <w:r>
               <w:rPr>
                 <w:b/>
+                <w:i w:val="0"/>
               </w:rPr>
               <w:t>omplint abans el camp</w:t>
             </w:r>
             <w:r>
               <w:rPr>
                 <w:b w:val="0"/>
+                <w:i w:val="0"/>
               </w:rPr>
               <w:t xml:space="preserve"> dels productes que falten</w:t>
             </w:r>
@@ -698,6 +772,7 @@
             <w:r>
               <w:rPr>
                 <w:b w:val="0"/>
+                <w:i w:val="0"/>
               </w:rPr>
               <w:t>És la bona. Demana feina abans del 2 de novembre</w:t>
             </w:r>
@@ -710,6 +785,7 @@
       <w:r>
         <w:rPr>
           <w:b w:val="0"/>
+          <w:i w:val="0"/>
         </w:rPr>
         <w:t>L'opció A la desaconsello: 110 famílies és molt per sobre del que recomana Analitza i us trencaria l'històric de tota l'anàlisi per famílies.</w:t>
       </w:r>
@@ -718,18 +794,21 @@
       <w:r>
         <w:rPr>
           <w:b w:val="0"/>
+          <w:i w:val="0"/>
         </w:rPr>
         <w:t xml:space="preserve">L'opció B tal com està avui vol dir que el 2 de novembre </w:t>
       </w:r>
       <w:r>
         <w:rPr>
           <w:b/>
+          <w:i w:val="0"/>
         </w:rPr>
         <w:t>8 de cada 10 productes actius et sortirien a la fila «sense assignació»</w:t>
       </w:r>
       <w:r>
         <w:rPr>
           <w:b w:val="0"/>
+          <w:i w:val="0"/>
         </w:rPr>
         <w:t>, que avui val amb prou feines l'1,4% de la facturació. No seria un error de l'aplicació, seria que la informació no hi és.</w:t>
       </w:r>
@@ -741,6 +820,7 @@
       <w:r>
         <w:rPr>
           <w:b w:val="0"/>
+          <w:i w:val="0"/>
         </w:rPr>
         <w:t>El que en surt: una feina, i probablement no és tanta</w:t>
       </w:r>
@@ -749,30 +829,35 @@
       <w:r>
         <w:rPr>
           <w:b w:val="0"/>
+          <w:i w:val="0"/>
         </w:rPr>
         <w:t xml:space="preserve">Aquesta classificació </w:t>
       </w:r>
       <w:r>
         <w:rPr>
           <w:b/>
+          <w:i w:val="0"/>
         </w:rPr>
         <w:t>ja existeix al KAIS</w:t>
       </w:r>
       <w:r>
         <w:rPr>
           <w:b w:val="0"/>
+          <w:i w:val="0"/>
         </w:rPr>
         <w:t xml:space="preserve"> —per això avui gairebé no teniu productes sense família—, i a la SAP el camp hi és però s'ha quedat buit en la majoria d'articles. O sigui que no caldria decidir de nou la família de cada producte: es tractaria de </w:t>
       </w:r>
       <w:r>
         <w:rPr>
           <w:b/>
+          <w:i w:val="0"/>
         </w:rPr>
         <w:t>traslladar-hi el que ja teníeu</w:t>
       </w:r>
       <w:r>
         <w:rPr>
           <w:b w:val="0"/>
+          <w:i w:val="0"/>
         </w:rPr>
         <w:t>. Si em confirmeu que la classificació del KAIS és la bona, miro si es pot fer d'una tacada en comptes d'article per article, i llavors la feina vostra es redueix a revisar-ho.</w:t>
       </w:r>
@@ -781,18 +866,21 @@
       <w:r>
         <w:rPr>
           <w:b w:val="0"/>
+          <w:i w:val="0"/>
         </w:rPr>
         <w:t xml:space="preserve">Us puc passar la llista exacta dels </w:t>
       </w:r>
       <w:r>
         <w:rPr>
           <w:b/>
+          <w:i w:val="0"/>
         </w:rPr>
         <w:t>782 productes actius sense família</w:t>
       </w:r>
       <w:r>
         <w:rPr>
           <w:b w:val="0"/>
+          <w:i w:val="0"/>
         </w:rPr>
         <w:t xml:space="preserve"> perquè es reparteixi.</w:t>
       </w:r>
@@ -801,6 +889,7 @@
       <w:r>
         <w:rPr>
           <w:b w:val="0"/>
+          <w:i w:val="0"/>
         </w:rPr>
         <w:t>Dues coses petites que arreglo jo un cop em digueu:</w:t>
       </w:r>
@@ -812,6 +901,7 @@
       <w:r>
         <w:rPr>
           <w:b w:val="0"/>
+          <w:i w:val="0"/>
         </w:rPr>
         <w:t xml:space="preserve">A la SAP conviuen </w:t>
       </w:r>
@@ -819,6 +909,7 @@
         <w:rPr>
           <w:rFonts w:ascii="Consolas" w:hAnsi="Consolas"/>
           <w:b w:val="0"/>
+          <w:i w:val="0"/>
           <w:color w:val="333333"/>
           <w:sz w:val="20"/>
         </w:rPr>
@@ -827,6 +918,7 @@
       <w:r>
         <w:rPr>
           <w:b w:val="0"/>
+          <w:i w:val="0"/>
         </w:rPr>
         <w:t xml:space="preserve"> i </w:t>
       </w:r>
@@ -834,6 +926,7 @@
         <w:rPr>
           <w:rFonts w:ascii="Consolas" w:hAnsi="Consolas"/>
           <w:b w:val="0"/>
+          <w:i w:val="0"/>
           <w:color w:val="333333"/>
           <w:sz w:val="20"/>
         </w:rPr>
@@ -842,6 +935,7 @@
       <w:r>
         <w:rPr>
           <w:b w:val="0"/>
+          <w:i w:val="0"/>
         </w:rPr>
         <w:t xml:space="preserve"> —amb un espai enmig— com si fossin dues famílies diferents. La segona té un sol article.</w:t>
       </w:r>
@@ -853,6 +947,7 @@
       <w:r>
         <w:rPr>
           <w:b w:val="0"/>
+          <w:i w:val="0"/>
         </w:rPr>
         <w:t xml:space="preserve">Hi ha una família </w:t>
       </w:r>
@@ -860,6 +955,7 @@
         <w:rPr>
           <w:rFonts w:ascii="Consolas" w:hAnsi="Consolas"/>
           <w:b w:val="0"/>
+          <w:i w:val="0"/>
           <w:color w:val="333333"/>
           <w:sz w:val="20"/>
         </w:rPr>
@@ -868,6 +964,7 @@
       <w:r>
         <w:rPr>
           <w:b w:val="0"/>
+          <w:i w:val="0"/>
         </w:rPr>
         <w:t xml:space="preserve"> a la SAP que a l'Analitza no existeix, i una </w:t>
       </w:r>
@@ -875,6 +972,7 @@
         <w:rPr>
           <w:rFonts w:ascii="Consolas" w:hAnsi="Consolas"/>
           <w:b w:val="0"/>
+          <w:i w:val="0"/>
           <w:color w:val="333333"/>
           <w:sz w:val="20"/>
         </w:rPr>
@@ -883,6 +981,7 @@
       <w:r>
         <w:rPr>
           <w:b w:val="0"/>
+          <w:i w:val="0"/>
         </w:rPr>
         <w:t xml:space="preserve"> que sembla de proves. Digueu-me si les voleu, si les fusiono o si les deixo fora.</w:t>
       </w:r>
@@ -894,6 +993,7 @@
       <w:r>
         <w:rPr>
           <w:b w:val="0"/>
+          <w:i w:val="0"/>
         </w:rPr>
         <w:t>El que et demano</w:t>
       </w:r>
@@ -905,12 +1005,14 @@
       <w:r>
         <w:rPr>
           <w:b/>
+          <w:i w:val="0"/>
         </w:rPr>
         <w:t>Quina de les tres opcions</w:t>
       </w:r>
       <w:r>
         <w:rPr>
           <w:b w:val="0"/>
+          <w:i w:val="0"/>
         </w:rPr>
         <w:t xml:space="preserve"> (jo recomano la C).</w:t>
       </w:r>
@@ -922,18 +1024,21 @@
       <w:r>
         <w:rPr>
           <w:b w:val="0"/>
+          <w:i w:val="0"/>
         </w:rPr>
         <w:t xml:space="preserve">Si és la C, </w:t>
       </w:r>
       <w:r>
         <w:rPr>
           <w:b/>
+          <w:i w:val="0"/>
         </w:rPr>
         <w:t>qui ho porta pel vostre costat</w:t>
       </w:r>
       <w:r>
         <w:rPr>
           <w:b w:val="0"/>
+          <w:i w:val="0"/>
         </w:rPr>
         <w:t xml:space="preserve"> i si em confirmeu que la classificació del KAIS és la que val.</w:t>
       </w:r>
@@ -942,12 +1047,14 @@
       <w:r>
         <w:rPr>
           <w:b/>
+          <w:i w:val="0"/>
         </w:rPr>
         <w:t>La data límit real és l'1 de novembre</w:t>
       </w:r>
       <w:r>
         <w:rPr>
           <w:b w:val="0"/>
+          <w:i w:val="0"/>
         </w:rPr>
         <w:t>, però no és una feina d'un dia i el novembre ja hi haurà prou coses obertes. Amb una resposta aquest setembre anem bé; si arriba al final, l'opció C deixa de ser possible i ens quedem amb la B tal com estigui el camp aquell dia.</w:t>
       </w:r>
@@ -956,6 +1063,7 @@
       <w:r>
         <w:rPr>
           <w:b w:val="0"/>
+          <w:i w:val="0"/>
         </w:rPr>
         <w:t>Si ho prefereixes ho veiem en deu minuts amb l'aplicació al davant, que amb les pantalles a la vista es decideix millor que per correu.</w:t>
       </w:r>
@@ -964,6 +1072,7 @@
       <w:r>
         <w:rPr>
           <w:b w:val="0"/>
+          <w:i w:val="0"/>
         </w:rPr>
         <w:t>Gràcies,</w:t>
       </w:r>
@@ -975,6 +1084,7 @@
       <w:r>
         <w:rPr>
           <w:b w:val="0"/>
+          <w:i w:val="0"/>
         </w:rPr>
         <w:t>Salutacions,</w:t>
       </w:r>
@@ -986,6 +1096,7 @@
       <w:r>
         <w:rPr>
           <w:b w:val="0"/>
+          <w:i w:val="0"/>
         </w:rPr>
         <w:t>Oscar Hijazo</w:t>
       </w:r>
@@ -997,6 +1108,7 @@
       <w:r>
         <w:rPr>
           <w:b w:val="0"/>
+          <w:i w:val="0"/>
         </w:rPr>
         <w:t>Agrienergia</w:t>
       </w:r>
@@ -1008,6 +1120,7 @@
       <w:r>
         <w:rPr>
           <w:b w:val="0"/>
+          <w:i w:val="0"/>
         </w:rPr>
         <w:t>ohijazo@agrienergia.com</w:t>
       </w:r>

--- a/correu_olga_families.docx
+++ b/correu_olga_families.docx
@@ -2,6 +2,167 @@
 <file path=word/document.xml><?xml version="1.0" encoding="utf-8"?>
 <w:document xmlns:wpc="http://schemas.microsoft.com/office/word/2010/wordprocessingCanvas" xmlns:mo="http://schemas.microsoft.com/office/mac/office/2008/main" xmlns:mc="http://schemas.openxmlformats.org/markup-compatibility/2006" xmlns:mv="urn:schemas-microsoft-com:mac:vml" xmlns:o="urn:schemas-microsoft-com:office:office" xmlns:r="http://schemas.openxmlformats.org/officeDocument/2006/relationships" xmlns:m="http://schemas.openxmlformats.org/officeDocument/2006/math" xmlns:v="urn:schemas-microsoft-com:vml" xmlns:wp14="http://schemas.microsoft.com/office/word/2010/wordprocessingDrawing" xmlns:wp="http://schemas.openxmlformats.org/drawingml/2006/wordprocessingDrawing" xmlns:w10="urn:schemas-microsoft-com:office:word" xmlns:w="http://schemas.openxmlformats.org/wordprocessingml/2006/main" xmlns:w14="http://schemas.microsoft.com/office/word/2010/wordml" xmlns:wpg="http://schemas.microsoft.com/office/word/2010/wordprocessingGroup" xmlns:wpi="http://schemas.microsoft.com/office/word/2010/wordprocessingInk" xmlns:wne="http://schemas.microsoft.com/office/word/2006/wordml" xmlns:wps="http://schemas.microsoft.com/office/word/2010/wordprocessingShape" mc:Ignorable="w14 wp14">
   <w:body>
+    <w:p>
+      <w:r>
+        <w:rPr>
+          <w:b w:val="0"/>
+          <w:i w:val="0"/>
+        </w:rPr>
+        <w:t xml:space="preserve">&gt; # ⛔ SUPERAT — NO ENVIAR (16/09/2026) &gt; &gt; Aquest correu li demana a l'Olga que triï entre tres opcions i que organitzi la classificació de &gt; 782 articles. </w:t>
+      </w:r>
+      <w:r>
+        <w:rPr>
+          <w:b/>
+          <w:i w:val="0"/>
+        </w:rPr>
+        <w:t>Les dues coses han quedat sense sentit</w:t>
+      </w:r>
+      <w:r>
+        <w:rPr>
+          <w:b w:val="0"/>
+          <w:i w:val="0"/>
+        </w:rPr>
+        <w:t xml:space="preserve">: mesurat contra l'històric de vendes de &gt; KAIS, el </w:t>
+      </w:r>
+      <w:r>
+        <w:rPr>
+          <w:b/>
+          <w:i w:val="0"/>
+        </w:rPr>
+        <w:t>98,53%</w:t>
+      </w:r>
+      <w:r>
+        <w:rPr>
+          <w:b w:val="0"/>
+          <w:i w:val="0"/>
+        </w:rPr>
+        <w:t xml:space="preserve"> de la facturació passa pels articles que SAP ja té classificats, i dels 782 &gt; només </w:t>
+      </w:r>
+      <w:r>
+        <w:rPr>
+          <w:b/>
+          <w:i w:val="0"/>
+        </w:rPr>
+        <w:t>28 han facturat res</w:t>
+      </w:r>
+      <w:r>
+        <w:rPr>
+          <w:b w:val="0"/>
+          <w:i w:val="0"/>
+        </w:rPr>
+        <w:t xml:space="preserve"> — la resta són recanvis, EPI's i palets que no es venen. La feina &gt; real són </w:t>
+      </w:r>
+      <w:r>
+        <w:rPr>
+          <w:b/>
+          <w:i w:val="0"/>
+        </w:rPr>
+        <w:t>vuit articles</w:t>
+      </w:r>
+      <w:r>
+        <w:rPr>
+          <w:b w:val="0"/>
+          <w:i w:val="0"/>
+        </w:rPr>
+        <w:t xml:space="preserve">, i la proposta de família per a cadascun ja està calculada. &gt; &gt; Enviar-lo tal com està la faria decidir una cosa que els números ja han decidit, i li obriria un &gt; projecte que no existeix. &gt; &gt; El detall i les xifres, a </w:t>
+      </w:r>
+      <w:r>
+        <w:rPr>
+          <w:rFonts w:ascii="Consolas" w:hAnsi="Consolas"/>
+          <w:b w:val="0"/>
+          <w:i w:val="0"/>
+          <w:color w:val="333333"/>
+          <w:sz w:val="20"/>
+        </w:rPr>
+        <w:t>docs/memoria_projecte.md</w:t>
+      </w:r>
+      <w:r>
+        <w:rPr>
+          <w:b w:val="0"/>
+          <w:i w:val="0"/>
+        </w:rPr>
+        <w:t xml:space="preserve">, </w:t>
+      </w:r>
+      <w:r>
+        <w:rPr>
+          <w:b w:val="0"/>
+          <w:i/>
+        </w:rPr>
+        <w:t>Les famílies: el problema dels 782 articles &gt; no existia</w:t>
+      </w:r>
+      <w:r>
+        <w:rPr>
+          <w:b w:val="0"/>
+          <w:i w:val="0"/>
+        </w:rPr>
+        <w:t>. Si algun dia cal escriure-li, ha de ser per confirmar vuit línies, no per triar. &gt; &gt; Es conserva perquè la taula de facturació per família i el raonament de les tres opcions segueixen &gt; sent bons; el que ha canviat és la pregunta.</w:t>
+      </w:r>
+    </w:p>
+    <w:p>
+      <w:pPr>
+        <w:pStyle w:val="Heading1"/>
+      </w:pPr>
+      <w:r>
+        <w:rPr>
+          <w:b w:val="0"/>
+          <w:i w:val="0"/>
+        </w:rPr>
+        <w:t>Correu a l'Olga — les famílies de producte a Analitza a partir del 2 de novembre</w:t>
+      </w:r>
+    </w:p>
+    <w:p>
+      <w:r>
+        <w:rPr>
+          <w:b/>
+          <w:i w:val="0"/>
+        </w:rPr>
+        <w:t>Per a:</w:t>
+      </w:r>
+      <w:r>
+        <w:rPr>
+          <w:b w:val="0"/>
+          <w:i w:val="0"/>
+        </w:rPr>
+        <w:t xml:space="preserve"> Olga </w:t>
+      </w:r>
+      <w:r>
+        <w:rPr>
+          <w:b/>
+          <w:i w:val="0"/>
+        </w:rPr>
+        <w:t>CC:</w:t>
+      </w:r>
+      <w:r>
+        <w:rPr>
+          <w:b w:val="0"/>
+          <w:i w:val="0"/>
+        </w:rPr>
+        <w:t xml:space="preserve"> lbutinya@agrienergia.com · (Adrià Arnau, Analitza CM, si es vol que hi sigui) </w:t>
+      </w:r>
+      <w:r>
+        <w:rPr>
+          <w:b/>
+          <w:i w:val="0"/>
+        </w:rPr>
+        <w:t>Assumpte:</w:t>
+      </w:r>
+      <w:r>
+        <w:rPr>
+          <w:b w:val="0"/>
+          <w:i w:val="0"/>
+        </w:rPr>
+        <w:t xml:space="preserve"> Analitza: com s'agruparan els productes per famílies a partir del 2 de novembre — cal una decisió comercial</w:t>
+      </w:r>
+    </w:p>
+    <w:p>
+      <w:r>
+        <w:rPr>
+          <w:b w:val="0"/>
+          <w:i/>
+        </w:rPr>
+        <w:t>(El text per enviar comença a "Hola Olga". Al final hi ha una nota interna que NO s'envia.)</w:t>
+      </w:r>
+    </w:p>
     <w:p>
       <w:r>
         <w:rPr>
